--- a/briefings/线口监测午报-2026-10-26.docx
+++ b/briefings/线口监测午报-2026-10-26.docx
@@ -22,7 +22,7 @@
           <w:color w:val="888888"/>
           <w:sz w:val="18"/>
         </w:rPr>
-        <w:t>监测窗口:近48小时 | 生成时间:2026-10-26 12:53</w:t>
+        <w:t>监测窗口:近48小时 | 生成时间:2026-10-26 14:17</w:t>
       </w:r>
     </w:p>
     <w:p>
@@ -70,6 +70,108 @@
           <w:color w:val="888888"/>
           <w:sz w:val="24"/>
         </w:rPr>
+        <w:t>全国多所财经高校布局“AI + 财经”</w:t>
+      </w:r>
+    </w:p>
+    <w:p>
+      <w:r>
+        <w:rPr>
+          <w:rFonts w:ascii="Times New Roman" w:hAnsi="Times New Roman" w:eastAsia="宋体"/>
+          <w:color w:val="888888"/>
+          <w:sz w:val="18"/>
+        </w:rPr>
+        <w:t>来源:IT之家 | 时间:10-26 13:38</w:t>
+      </w:r>
+    </w:p>
+    <w:p>
+      <w:r>
+        <w:rPr>
+          <w:rFonts w:ascii="Times New Roman" w:hAnsi="Times New Roman" w:eastAsia="宋体"/>
+          <w:sz w:val="18"/>
+        </w:rPr>
+        <w:t>链接:</w:t>
+      </w:r>
+      <w:hyperlink r:id="rId9">
+        <w:r>
+          <w:rPr>
+            <w:color w:val="0563C1"/>
+            <w:u w:val="single"/>
+          </w:rPr>
+          <w:t>全国多所财经高校布局“AI + 财经”</w:t>
+        </w:r>
+      </w:hyperlink>
+    </w:p>
+    <w:p>
+      <w:pPr>
+        <w:pStyle w:val="Heading3"/>
+      </w:pPr>
+      <w:r>
+        <w:rPr>
+          <w:rFonts w:ascii="Times New Roman" w:hAnsi="Times New Roman" w:eastAsia="黑体"/>
+          <w:b w:val="0"/>
+          <w:color w:val="888888"/>
+          <w:sz w:val="24"/>
+        </w:rPr>
+        <w:t>【C级·参考】</w:t>
+      </w:r>
+      <w:r>
+        <w:rPr>
+          <w:rFonts w:ascii="Times New Roman" w:hAnsi="Times New Roman" w:eastAsia="黑体"/>
+          <w:b w:val="0"/>
+          <w:color w:val="888888"/>
+          <w:sz w:val="24"/>
+        </w:rPr>
+        <w:t>Gartner 调研显示：44% 的 CEO 难以证明 AI 的财务回报</w:t>
+      </w:r>
+    </w:p>
+    <w:p>
+      <w:r>
+        <w:rPr>
+          <w:rFonts w:ascii="Times New Roman" w:hAnsi="Times New Roman" w:eastAsia="宋体"/>
+          <w:color w:val="888888"/>
+          <w:sz w:val="18"/>
+        </w:rPr>
+        <w:t>来源:IT之家 | 时间:10-26 12:59</w:t>
+      </w:r>
+    </w:p>
+    <w:p>
+      <w:r>
+        <w:rPr>
+          <w:rFonts w:ascii="Times New Roman" w:hAnsi="Times New Roman" w:eastAsia="宋体"/>
+          <w:sz w:val="18"/>
+        </w:rPr>
+        <w:t>链接:</w:t>
+      </w:r>
+      <w:hyperlink r:id="rId10">
+        <w:r>
+          <w:rPr>
+            <w:color w:val="0563C1"/>
+            <w:u w:val="single"/>
+          </w:rPr>
+          <w:t>Gartner 调研显示：44% 的 CEO 难以证明 AI 的财务回报</w:t>
+        </w:r>
+      </w:hyperlink>
+    </w:p>
+    <w:p>
+      <w:pPr>
+        <w:pStyle w:val="Heading3"/>
+      </w:pPr>
+      <w:r>
+        <w:rPr>
+          <w:rFonts w:ascii="Times New Roman" w:hAnsi="Times New Roman" w:eastAsia="黑体"/>
+          <w:b w:val="0"/>
+          <w:color w:val="888888"/>
+          <w:sz w:val="24"/>
+        </w:rPr>
+        <w:t>【C级·参考】</w:t>
+      </w:r>
+      <w:r>
+        <w:rPr>
+          <w:rFonts w:ascii="Times New Roman" w:hAnsi="Times New Roman" w:eastAsia="黑体"/>
+          <w:b w:val="0"/>
+          <w:color w:val="888888"/>
+          <w:sz w:val="24"/>
+        </w:rPr>
         <w:t>小米开源硬件 HachimoDock 亮相，150 元就能复刻万能 AI 桌宠</w:t>
       </w:r>
     </w:p>
@@ -91,7 +193,7 @@
         </w:rPr>
         <w:t>链接:</w:t>
       </w:r>
-      <w:hyperlink r:id="rId9">
+      <w:hyperlink r:id="rId11">
         <w:r>
           <w:rPr>
             <w:color w:val="0563C1"/>
@@ -142,7 +244,7 @@
         </w:rPr>
         <w:t>链接:</w:t>
       </w:r>
-      <w:hyperlink r:id="rId10">
+      <w:hyperlink r:id="rId12">
         <w:r>
           <w:rPr>
             <w:color w:val="0563C1"/>
@@ -193,7 +295,7 @@
         </w:rPr>
         <w:t>链接:</w:t>
       </w:r>
-      <w:hyperlink r:id="rId11">
+      <w:hyperlink r:id="rId13">
         <w:r>
           <w:rPr>
             <w:color w:val="0563C1"/>
@@ -244,7 +346,7 @@
         </w:rPr>
         <w:t>链接:</w:t>
       </w:r>
-      <w:hyperlink r:id="rId12">
+      <w:hyperlink r:id="rId14">
         <w:r>
           <w:rPr>
             <w:color w:val="0563C1"/>
@@ -295,7 +397,7 @@
         </w:rPr>
         <w:t>链接:</w:t>
       </w:r>
-      <w:hyperlink r:id="rId13">
+      <w:hyperlink r:id="rId15">
         <w:r>
           <w:rPr>
             <w:color w:val="0563C1"/>
@@ -346,7 +448,7 @@
         </w:rPr>
         <w:t>链接:</w:t>
       </w:r>
-      <w:hyperlink r:id="rId14">
+      <w:hyperlink r:id="rId16">
         <w:r>
           <w:rPr>
             <w:color w:val="0563C1"/>
@@ -397,7 +499,7 @@
         </w:rPr>
         <w:t>链接:</w:t>
       </w:r>
-      <w:hyperlink r:id="rId15">
+      <w:hyperlink r:id="rId17">
         <w:r>
           <w:rPr>
             <w:color w:val="0563C1"/>
@@ -448,7 +550,7 @@
         </w:rPr>
         <w:t>链接:</w:t>
       </w:r>
-      <w:hyperlink r:id="rId16">
+      <w:hyperlink r:id="rId18">
         <w:r>
           <w:rPr>
             <w:color w:val="0563C1"/>
@@ -478,7 +580,7 @@
           <w:color w:val="888888"/>
           <w:sz w:val="24"/>
         </w:rPr>
-        <w:t>Epic CEO 斯维尼再批 Steam AI 公示政策，称会导致极端群体攻击开发者</w:t>
+        <w:t>AI眼镜乱战，风口上过着苦日子｜钛媒体深度</w:t>
       </w:r>
     </w:p>
     <w:p>
@@ -488,7 +590,7 @@
           <w:color w:val="888888"/>
           <w:sz w:val="18"/>
         </w:rPr>
-        <w:t>来源:IT之家 | 时间:10-26 08:22</w:t>
+        <w:t>来源:Bing新闻 | 时间:10-26 05:43</w:t>
       </w:r>
     </w:p>
     <w:p>
@@ -499,13 +601,13 @@
         </w:rPr>
         <w:t>链接:</w:t>
       </w:r>
-      <w:hyperlink r:id="rId17">
+      <w:hyperlink r:id="rId19">
         <w:r>
           <w:rPr>
             <w:color w:val="0563C1"/>
             <w:u w:val="single"/>
           </w:rPr>
-          <w:t>Epic CEO 斯维尼再批 Steam AI 公示政策，称会导致极端群体攻击开发者</w:t>
+          <w:t>AI眼镜乱战，风口上过着苦日子｜钛媒体深度</w:t>
         </w:r>
       </w:hyperlink>
     </w:p>
@@ -550,64 +652,13 @@
         </w:rPr>
         <w:t>链接:</w:t>
       </w:r>
-      <w:hyperlink r:id="rId18">
+      <w:hyperlink r:id="rId20">
         <w:r>
           <w:rPr>
             <w:color w:val="0563C1"/>
             <w:u w:val="single"/>
           </w:rPr>
           <w:t>OpenAI and Anthropic cut their LLM prices by up to 80% within a few months. Why?</w:t>
-        </w:r>
-      </w:hyperlink>
-    </w:p>
-    <w:p>
-      <w:pPr>
-        <w:pStyle w:val="Heading3"/>
-      </w:pPr>
-      <w:r>
-        <w:rPr>
-          <w:rFonts w:ascii="Times New Roman" w:hAnsi="Times New Roman" w:eastAsia="黑体"/>
-          <w:b w:val="0"/>
-          <w:color w:val="888888"/>
-          <w:sz w:val="24"/>
-        </w:rPr>
-        <w:t>【C级·参考】</w:t>
-      </w:r>
-      <w:r>
-        <w:rPr>
-          <w:rFonts w:ascii="Times New Roman" w:hAnsi="Times New Roman" w:eastAsia="黑体"/>
-          <w:b w:val="0"/>
-          <w:color w:val="888888"/>
-          <w:sz w:val="24"/>
-        </w:rPr>
-        <w:t>欧洲关注、澳洲调查，AI眼镜全球化面临合规新考验</w:t>
-      </w:r>
-    </w:p>
-    <w:p>
-      <w:r>
-        <w:rPr>
-          <w:rFonts w:ascii="Times New Roman" w:hAnsi="Times New Roman" w:eastAsia="宋体"/>
-          <w:color w:val="888888"/>
-          <w:sz w:val="18"/>
-        </w:rPr>
-        <w:t>来源:Bing新闻 | 时间:10-26 02:41</w:t>
-      </w:r>
-    </w:p>
-    <w:p>
-      <w:r>
-        <w:rPr>
-          <w:rFonts w:ascii="Times New Roman" w:hAnsi="Times New Roman" w:eastAsia="宋体"/>
-          <w:sz w:val="18"/>
-        </w:rPr>
-        <w:t>链接:</w:t>
-      </w:r>
-      <w:hyperlink r:id="rId19">
-        <w:r>
-          <w:rPr>
-            <w:color w:val="0563C1"/>
-            <w:u w:val="single"/>
-          </w:rPr>
-          <w:t>欧洲关注、澳洲调查，AI眼镜全球化面临合规新考验</w:t>
         </w:r>
       </w:hyperlink>
     </w:p>
@@ -652,7 +703,7 @@
         </w:rPr>
         <w:t>链接:</w:t>
       </w:r>
-      <w:hyperlink r:id="rId20">
+      <w:hyperlink r:id="rId21">
         <w:r>
           <w:rPr>
             <w:color w:val="0563C1"/>
@@ -703,7 +754,7 @@
         </w:rPr>
         <w:t>链接:</w:t>
       </w:r>
-      <w:hyperlink r:id="rId21">
+      <w:hyperlink r:id="rId22">
         <w:r>
           <w:rPr>
             <w:color w:val="0563C1"/>
@@ -754,7 +805,7 @@
         </w:rPr>
         <w:t>链接:</w:t>
       </w:r>
-      <w:hyperlink r:id="rId22">
+      <w:hyperlink r:id="rId23">
         <w:r>
           <w:rPr>
             <w:color w:val="0563C1"/>
@@ -805,7 +856,7 @@
         </w:rPr>
         <w:t>链接:</w:t>
       </w:r>
-      <w:hyperlink r:id="rId23">
+      <w:hyperlink r:id="rId24">
         <w:r>
           <w:rPr>
             <w:color w:val="0563C1"/>
@@ -868,7 +919,7 @@
         </w:rPr>
         <w:t>链接:</w:t>
       </w:r>
-      <w:hyperlink r:id="rId24">
+      <w:hyperlink r:id="rId25">
         <w:r>
           <w:rPr>
             <w:color w:val="0563C1"/>
@@ -919,7 +970,7 @@
         </w:rPr>
         <w:t>链接:</w:t>
       </w:r>
-      <w:hyperlink r:id="rId25">
+      <w:hyperlink r:id="rId26">
         <w:r>
           <w:rPr>
             <w:color w:val="0563C1"/>
@@ -970,7 +1021,7 @@
         </w:rPr>
         <w:t>链接:</w:t>
       </w:r>
-      <w:hyperlink r:id="rId26">
+      <w:hyperlink r:id="rId27">
         <w:r>
           <w:rPr>
             <w:color w:val="0563C1"/>
@@ -1033,7 +1084,7 @@
         </w:rPr>
         <w:t>链接:</w:t>
       </w:r>
-      <w:hyperlink r:id="rId27">
+      <w:hyperlink r:id="rId28">
         <w:r>
           <w:rPr>
             <w:color w:val="0563C1"/>
@@ -1113,13 +1164,64 @@
         </w:rPr>
         <w:t>链接:</w:t>
       </w:r>
-      <w:hyperlink r:id="rId28">
+      <w:hyperlink r:id="rId29">
         <w:r>
           <w:rPr>
             <w:color w:val="0563C1"/>
             <w:u w:val="single"/>
           </w:rPr>
           <w:t>巨量引擎、百度、腾讯、快手、京东集团、美团、360 集团、凤凰网签署《互联网营销宣传自律公约》</w:t>
+        </w:r>
+      </w:hyperlink>
+    </w:p>
+    <w:p>
+      <w:pPr>
+        <w:pStyle w:val="Heading3"/>
+      </w:pPr>
+      <w:r>
+        <w:rPr>
+          <w:rFonts w:ascii="Times New Roman" w:hAnsi="Times New Roman" w:eastAsia="黑体"/>
+          <w:b w:val="0"/>
+          <w:color w:val="888888"/>
+          <w:sz w:val="24"/>
+        </w:rPr>
+        <w:t>【C级·参考】</w:t>
+      </w:r>
+      <w:r>
+        <w:rPr>
+          <w:rFonts w:ascii="Times New Roman" w:hAnsi="Times New Roman" w:eastAsia="黑体"/>
+          <w:b w:val="0"/>
+          <w:color w:val="888888"/>
+          <w:sz w:val="24"/>
+        </w:rPr>
+        <w:t>一直用Unity的《望月》开始“自称UE5游戏”，百万年薪招UE主程</w:t>
+      </w:r>
+    </w:p>
+    <w:p>
+      <w:r>
+        <w:rPr>
+          <w:rFonts w:ascii="Times New Roman" w:hAnsi="Times New Roman" w:eastAsia="宋体"/>
+          <w:color w:val="888888"/>
+          <w:sz w:val="18"/>
+        </w:rPr>
+        <w:t>来源:GameLook | 时间:10-26 08:58</w:t>
+      </w:r>
+    </w:p>
+    <w:p>
+      <w:r>
+        <w:rPr>
+          <w:rFonts w:ascii="Times New Roman" w:hAnsi="Times New Roman" w:eastAsia="宋体"/>
+          <w:sz w:val="18"/>
+        </w:rPr>
+        <w:t>链接:</w:t>
+      </w:r>
+      <w:hyperlink r:id="rId30">
+        <w:r>
+          <w:rPr>
+            <w:color w:val="0563C1"/>
+            <w:u w:val="single"/>
+          </w:rPr>
+          <w:t>一直用Unity的《望月》开始“自称UE5游戏”，百万年薪招UE主程</w:t>
         </w:r>
       </w:hyperlink>
     </w:p>
@@ -1176,7 +1278,7 @@
         </w:rPr>
         <w:t>链接:</w:t>
       </w:r>
-      <w:hyperlink r:id="rId29">
+      <w:hyperlink r:id="rId31">
         <w:r>
           <w:rPr>
             <w:color w:val="0563C1"/>
@@ -1212,7 +1314,7 @@
           <w:rFonts w:ascii="Times New Roman" w:hAnsi="Times New Roman" w:eastAsia="宋体"/>
           <w:sz w:val="18"/>
         </w:rPr>
-        <w:t>IT之家(59)、HackerNews(4)、Bing新闻(5)</w:t>
+        <w:t>IT之家(59)、GameLook(8)、HackerNews(4)、Bing新闻(5)</w:t>
       </w:r>
     </w:p>
     <w:p>
@@ -1229,7 +1331,7 @@
           <w:rFonts w:ascii="Times New Roman" w:hAnsi="Times New Roman" w:eastAsia="宋体"/>
           <w:sz w:val="18"/>
         </w:rPr>
-        <w:t>36氪(no entries)、GameLook(HTTP 502)</w:t>
+        <w:t>36氪(no entries)</w:t>
       </w:r>
     </w:p>
     <w:p>

--- a/briefings/线口监测午报-2026-10-26.docx
+++ b/briefings/线口监测午报-2026-10-26.docx
@@ -22,7 +22,7 @@
           <w:color w:val="888888"/>
           <w:sz w:val="18"/>
         </w:rPr>
-        <w:t>监测窗口:近48小时 | 生成时间:2026-10-26 14:17</w:t>
+        <w:t>监测窗口:近48小时 | 生成时间:2026-10-26 22:08</w:t>
       </w:r>
     </w:p>
     <w:p>
@@ -70,7 +70,7 @@
           <w:color w:val="888888"/>
           <w:sz w:val="24"/>
         </w:rPr>
-        <w:t>全国多所财经高校布局“AI + 财经”</w:t>
+        <w:t>支持苹果 15W 无线闪充：安克 Air 磁吸充电宝 5000mAh 329 → 248 元直降</w:t>
       </w:r>
     </w:p>
     <w:p>
@@ -80,7 +80,7 @@
           <w:color w:val="888888"/>
           <w:sz w:val="18"/>
         </w:rPr>
-        <w:t>来源:IT之家 | 时间:10-26 13:38</w:t>
+        <w:t>来源:IT之家 | 时间:10-26 18:52</w:t>
       </w:r>
     </w:p>
     <w:p>
@@ -97,7 +97,7 @@
             <w:color w:val="0563C1"/>
             <w:u w:val="single"/>
           </w:rPr>
-          <w:t>全国多所财经高校布局“AI + 财经”</w:t>
+          <w:t>支持苹果 15W 无线闪充：安克 Air 磁吸充电宝 5000mAh 329 → 248 元直降</w:t>
         </w:r>
       </w:hyperlink>
     </w:p>
@@ -121,7 +121,7 @@
           <w:color w:val="888888"/>
           <w:sz w:val="24"/>
         </w:rPr>
-        <w:t>Gartner 调研显示：44% 的 CEO 难以证明 AI 的财务回报</w:t>
+        <w:t>Counterpoint：英伟达引领人形机器人 AI 加速器市场，高通、英特尔、特斯拉、小鹏逐步崛起</w:t>
       </w:r>
     </w:p>
     <w:p>
@@ -131,7 +131,7 @@
           <w:color w:val="888888"/>
           <w:sz w:val="18"/>
         </w:rPr>
-        <w:t>来源:IT之家 | 时间:10-26 12:59</w:t>
+        <w:t>来源:IT之家 | 时间:10-26 18:06</w:t>
       </w:r>
     </w:p>
     <w:p>
@@ -148,7 +148,7 @@
             <w:color w:val="0563C1"/>
             <w:u w:val="single"/>
           </w:rPr>
-          <w:t>Gartner 调研显示：44% 的 CEO 难以证明 AI 的财务回报</w:t>
+          <w:t>Counterpoint：英伟达引领人形机器人 AI 加速器市场，高通、英特尔、特斯拉、小鹏逐步崛起</w:t>
         </w:r>
       </w:hyperlink>
     </w:p>
@@ -172,7 +172,7 @@
           <w:color w:val="888888"/>
           <w:sz w:val="24"/>
         </w:rPr>
-        <w:t>小米开源硬件 HachimoDock 亮相，150 元就能复刻万能 AI 桌宠</w:t>
+        <w:t>上海：重点攻关卫星手机直连、天基算力及空天地一体和通感算智融合等技术</w:t>
       </w:r>
     </w:p>
     <w:p>
@@ -182,7 +182,7 @@
           <w:color w:val="888888"/>
           <w:sz w:val="18"/>
         </w:rPr>
-        <w:t>来源:IT之家 | 时间:10-26 12:53</w:t>
+        <w:t>来源:IT之家 | 时间:10-26 17:39</w:t>
       </w:r>
     </w:p>
     <w:p>
@@ -199,7 +199,7 @@
             <w:color w:val="0563C1"/>
             <w:u w:val="single"/>
           </w:rPr>
-          <w:t>小米开源硬件 HachimoDock 亮相，150 元就能复刻万能 AI 桌宠</w:t>
+          <w:t>上海：重点攻关卫星手机直连、天基算力及空天地一体和通感算智融合等技术</w:t>
         </w:r>
       </w:hyperlink>
     </w:p>
@@ -223,7 +223,7 @@
           <w:color w:val="888888"/>
           <w:sz w:val="24"/>
         </w:rPr>
-        <w:t>阿波罗首席经济学家：除科技七巨头外，AI 还没帮美国企业赚到真金白银</w:t>
+        <w:t>首部三体宇宙授权 AI 互动影游《三体：审判前夜》上架 Steam，玩家将深入 ETO 总部</w:t>
       </w:r>
     </w:p>
     <w:p>
@@ -233,7 +233,7 @@
           <w:color w:val="888888"/>
           <w:sz w:val="18"/>
         </w:rPr>
-        <w:t>来源:IT之家 | 时间:10-26 12:30</w:t>
+        <w:t>来源:IT之家 | 时间:10-26 17:37</w:t>
       </w:r>
     </w:p>
     <w:p>
@@ -250,7 +250,7 @@
             <w:color w:val="0563C1"/>
             <w:u w:val="single"/>
           </w:rPr>
-          <w:t>阿波罗首席经济学家：除科技七巨头外，AI 还没帮美国企业赚到真金白银</w:t>
+          <w:t>首部三体宇宙授权 AI 互动影游《三体：审判前夜》上架 Steam，玩家将深入 ETO 总部</w:t>
         </w:r>
       </w:hyperlink>
     </w:p>
@@ -274,7 +274,7 @@
           <w:color w:val="888888"/>
           <w:sz w:val="24"/>
         </w:rPr>
-        <w:t>王腾：ISHO 今日宜休，目标用 5-10 年时间成为全球领先的 AI 睡眠科技品牌</w:t>
+        <w:t>腾达首款 AI 路由器泰山 BE3600 Ultra 开启预售，到手价 179 元</w:t>
       </w:r>
     </w:p>
     <w:p>
@@ -284,7 +284,7 @@
           <w:color w:val="888888"/>
           <w:sz w:val="18"/>
         </w:rPr>
-        <w:t>来源:IT之家 | 时间:10-26 11:17</w:t>
+        <w:t>来源:IT之家 | 时间:10-26 17:27</w:t>
       </w:r>
     </w:p>
     <w:p>
@@ -301,7 +301,7 @@
             <w:color w:val="0563C1"/>
             <w:u w:val="single"/>
           </w:rPr>
-          <w:t>王腾：ISHO 今日宜休，目标用 5-10 年时间成为全球领先的 AI 睡眠科技品牌</w:t>
+          <w:t>腾达首款 AI 路由器泰山 BE3600 Ultra 开启预售，到手价 179 元</w:t>
         </w:r>
       </w:hyperlink>
     </w:p>
@@ -325,7 +325,7 @@
           <w:color w:val="888888"/>
           <w:sz w:val="24"/>
         </w:rPr>
-        <w:t>HTC 公布口袋 AI 互动伴侣 VIVEE：支持个性化性格，预售价 99.99 美元</w:t>
+        <w:t>字节跳动旗下即梦 AI 短剧工作室上线，提供自研剧本、图片、分镜模型</w:t>
       </w:r>
     </w:p>
     <w:p>
@@ -335,7 +335,7 @@
           <w:color w:val="888888"/>
           <w:sz w:val="18"/>
         </w:rPr>
-        <w:t>来源:IT之家 | 时间:10-26 10:40</w:t>
+        <w:t>来源:IT之家 | 时间:10-26 17:12</w:t>
       </w:r>
     </w:p>
     <w:p>
@@ -352,211 +352,7 @@
             <w:color w:val="0563C1"/>
             <w:u w:val="single"/>
           </w:rPr>
-          <w:t>HTC 公布口袋 AI 互动伴侣 VIVEE：支持个性化性格，预售价 99.99 美元</w:t>
-        </w:r>
-      </w:hyperlink>
-    </w:p>
-    <w:p>
-      <w:pPr>
-        <w:pStyle w:val="Heading3"/>
-      </w:pPr>
-      <w:r>
-        <w:rPr>
-          <w:rFonts w:ascii="Times New Roman" w:hAnsi="Times New Roman" w:eastAsia="黑体"/>
-          <w:b w:val="0"/>
-          <w:color w:val="888888"/>
-          <w:sz w:val="24"/>
-        </w:rPr>
-        <w:t>【C级·参考】</w:t>
-      </w:r>
-      <w:r>
-        <w:rPr>
-          <w:rFonts w:ascii="Times New Roman" w:hAnsi="Times New Roman" w:eastAsia="黑体"/>
-          <w:b w:val="0"/>
-          <w:color w:val="888888"/>
-          <w:sz w:val="24"/>
-        </w:rPr>
-        <w:t>AI 成功破解索尼 A7C II 相机固件，直接解锁 FL2 / FL3 和富士理光滤镜</w:t>
-      </w:r>
-    </w:p>
-    <w:p>
-      <w:r>
-        <w:rPr>
-          <w:rFonts w:ascii="Times New Roman" w:hAnsi="Times New Roman" w:eastAsia="宋体"/>
-          <w:color w:val="888888"/>
-          <w:sz w:val="18"/>
-        </w:rPr>
-        <w:t>来源:IT之家 | 时间:10-26 10:28</w:t>
-      </w:r>
-    </w:p>
-    <w:p>
-      <w:r>
-        <w:rPr>
-          <w:rFonts w:ascii="Times New Roman" w:hAnsi="Times New Roman" w:eastAsia="宋体"/>
-          <w:sz w:val="18"/>
-        </w:rPr>
-        <w:t>链接:</w:t>
-      </w:r>
-      <w:hyperlink r:id="rId15">
-        <w:r>
-          <w:rPr>
-            <w:color w:val="0563C1"/>
-            <w:u w:val="single"/>
-          </w:rPr>
-          <w:t>AI 成功破解索尼 A7C II 相机固件，直接解锁 FL2 / FL3 和富士理光滤镜</w:t>
-        </w:r>
-      </w:hyperlink>
-    </w:p>
-    <w:p>
-      <w:pPr>
-        <w:pStyle w:val="Heading3"/>
-      </w:pPr>
-      <w:r>
-        <w:rPr>
-          <w:rFonts w:ascii="Times New Roman" w:hAnsi="Times New Roman" w:eastAsia="黑体"/>
-          <w:b w:val="0"/>
-          <w:color w:val="888888"/>
-          <w:sz w:val="24"/>
-        </w:rPr>
-        <w:t>【C级·参考】</w:t>
-      </w:r>
-      <w:r>
-        <w:rPr>
-          <w:rFonts w:ascii="Times New Roman" w:hAnsi="Times New Roman" w:eastAsia="黑体"/>
-          <w:b w:val="0"/>
-          <w:color w:val="888888"/>
-          <w:sz w:val="24"/>
-        </w:rPr>
-        <w:t>华为路由 X2 系列首销：书本设计、Wi‑Fi 7+、AI Mesh 组网，478 元起</w:t>
-      </w:r>
-    </w:p>
-    <w:p>
-      <w:r>
-        <w:rPr>
-          <w:rFonts w:ascii="Times New Roman" w:hAnsi="Times New Roman" w:eastAsia="宋体"/>
-          <w:color w:val="888888"/>
-          <w:sz w:val="18"/>
-        </w:rPr>
-        <w:t>来源:IT之家 | 时间:10-26 09:49</w:t>
-      </w:r>
-    </w:p>
-    <w:p>
-      <w:r>
-        <w:rPr>
-          <w:rFonts w:ascii="Times New Roman" w:hAnsi="Times New Roman" w:eastAsia="宋体"/>
-          <w:sz w:val="18"/>
-        </w:rPr>
-        <w:t>链接:</w:t>
-      </w:r>
-      <w:hyperlink r:id="rId16">
-        <w:r>
-          <w:rPr>
-            <w:color w:val="0563C1"/>
-            <w:u w:val="single"/>
-          </w:rPr>
-          <w:t>华为路由 X2 系列首销：书本设计、Wi‑Fi 7+、AI Mesh 组网，478 元起</w:t>
-        </w:r>
-      </w:hyperlink>
-    </w:p>
-    <w:p>
-      <w:pPr>
-        <w:pStyle w:val="Heading3"/>
-      </w:pPr>
-      <w:r>
-        <w:rPr>
-          <w:rFonts w:ascii="Times New Roman" w:hAnsi="Times New Roman" w:eastAsia="黑体"/>
-          <w:b w:val="0"/>
-          <w:color w:val="888888"/>
-          <w:sz w:val="24"/>
-        </w:rPr>
-        <w:t>【C级·参考】</w:t>
-      </w:r>
-      <w:r>
-        <w:rPr>
-          <w:rFonts w:ascii="Times New Roman" w:hAnsi="Times New Roman" w:eastAsia="黑体"/>
-          <w:b w:val="0"/>
-          <w:color w:val="888888"/>
-          <w:sz w:val="24"/>
-        </w:rPr>
-        <w:t>英伟达瞄准 AI 软件订阅收入，黄仁勋提出每块 GPU 每年约 2000 美元</w:t>
-      </w:r>
-    </w:p>
-    <w:p>
-      <w:r>
-        <w:rPr>
-          <w:rFonts w:ascii="Times New Roman" w:hAnsi="Times New Roman" w:eastAsia="宋体"/>
-          <w:color w:val="888888"/>
-          <w:sz w:val="18"/>
-        </w:rPr>
-        <w:t>来源:IT之家 | 时间:10-26 09:41</w:t>
-      </w:r>
-    </w:p>
-    <w:p>
-      <w:r>
-        <w:rPr>
-          <w:rFonts w:ascii="Times New Roman" w:hAnsi="Times New Roman" w:eastAsia="宋体"/>
-          <w:sz w:val="18"/>
-        </w:rPr>
-        <w:t>链接:</w:t>
-      </w:r>
-      <w:hyperlink r:id="rId17">
-        <w:r>
-          <w:rPr>
-            <w:color w:val="0563C1"/>
-            <w:u w:val="single"/>
-          </w:rPr>
-          <w:t>英伟达瞄准 AI 软件订阅收入，黄仁勋提出每块 GPU 每年约 2000 美元</w:t>
-        </w:r>
-      </w:hyperlink>
-    </w:p>
-    <w:p>
-      <w:pPr>
-        <w:pStyle w:val="Heading3"/>
-      </w:pPr>
-      <w:r>
-        <w:rPr>
-          <w:rFonts w:ascii="Times New Roman" w:hAnsi="Times New Roman" w:eastAsia="黑体"/>
-          <w:b w:val="0"/>
-          <w:color w:val="888888"/>
-          <w:sz w:val="24"/>
-        </w:rPr>
-        <w:t>【C级·参考】</w:t>
-      </w:r>
-      <w:r>
-        <w:rPr>
-          <w:rFonts w:ascii="Times New Roman" w:hAnsi="Times New Roman" w:eastAsia="黑体"/>
-          <w:b w:val="0"/>
-          <w:color w:val="888888"/>
-          <w:sz w:val="24"/>
-        </w:rPr>
-        <w:t>德国普鲁士电力与英伟达合作，评估停运核电站改建 AI 工厂可行性</w:t>
-      </w:r>
-    </w:p>
-    <w:p>
-      <w:r>
-        <w:rPr>
-          <w:rFonts w:ascii="Times New Roman" w:hAnsi="Times New Roman" w:eastAsia="宋体"/>
-          <w:color w:val="888888"/>
-          <w:sz w:val="18"/>
-        </w:rPr>
-        <w:t>来源:IT之家 | 时间:10-26 09:00</w:t>
-      </w:r>
-    </w:p>
-    <w:p>
-      <w:r>
-        <w:rPr>
-          <w:rFonts w:ascii="Times New Roman" w:hAnsi="Times New Roman" w:eastAsia="宋体"/>
-          <w:sz w:val="18"/>
-        </w:rPr>
-        <w:t>链接:</w:t>
-      </w:r>
-      <w:hyperlink r:id="rId18">
-        <w:r>
-          <w:rPr>
-            <w:color w:val="0563C1"/>
-            <w:u w:val="single"/>
-          </w:rPr>
-          <w:t>德国普鲁士电力与英伟达合作，评估停运核电站改建 AI 工厂可行性</w:t>
+          <w:t>字节跳动旗下即梦 AI 短剧工作室上线，提供自研剧本、图片、分镜模型</w:t>
         </w:r>
       </w:hyperlink>
     </w:p>
@@ -590,7 +386,7 @@
           <w:color w:val="888888"/>
           <w:sz w:val="18"/>
         </w:rPr>
-        <w:t>来源:Bing新闻 | 时间:10-26 05:43</w:t>
+        <w:t>来源:Bing新闻 | 时间:10-26 13:43</w:t>
       </w:r>
     </w:p>
     <w:p>
@@ -601,7 +397,7 @@
         </w:rPr>
         <w:t>链接:</w:t>
       </w:r>
-      <w:hyperlink r:id="rId19">
+      <w:hyperlink r:id="rId15">
         <w:r>
           <w:rPr>
             <w:color w:val="0563C1"/>
@@ -631,7 +427,7 @@
           <w:color w:val="888888"/>
           <w:sz w:val="24"/>
         </w:rPr>
-        <w:t>OpenAI and Anthropic cut their LLM prices by up to 80% within a few months. Why?</w:t>
+        <w:t>简牍垂域大模型简问正式发布 残简智能缀合助冷门绝学破圈</w:t>
       </w:r>
     </w:p>
     <w:p>
@@ -641,7 +437,7 @@
           <w:color w:val="888888"/>
           <w:sz w:val="18"/>
         </w:rPr>
-        <w:t>来源:Hacker News | 时间:10-26 05:11</w:t>
+        <w:t>来源:Bing新闻 | 时间:10-26 06:04</w:t>
       </w:r>
     </w:p>
     <w:p>
@@ -652,13 +448,13 @@
         </w:rPr>
         <w:t>链接:</w:t>
       </w:r>
-      <w:hyperlink r:id="rId20">
+      <w:hyperlink r:id="rId16">
         <w:r>
           <w:rPr>
             <w:color w:val="0563C1"/>
             <w:u w:val="single"/>
           </w:rPr>
-          <w:t>OpenAI and Anthropic cut their LLM prices by up to 80% within a few months. Why?</w:t>
+          <w:t>简牍垂域大模型简问正式发布 残简智能缀合助冷门绝学破圈</w:t>
         </w:r>
       </w:hyperlink>
     </w:p>
@@ -682,7 +478,7 @@
           <w:color w:val="888888"/>
           <w:sz w:val="24"/>
         </w:rPr>
-        <w:t>【公告全知道】人形机器人+光模块+模拟芯片+AI眼镜！公司低电压、超低功耗产品已应用到国内头部机器人</w:t>
+        <w:t>【视频】阶跃STEPX Neo：大模型原生智能体手机体验如何？</w:t>
       </w:r>
     </w:p>
     <w:p>
@@ -692,7 +488,7 @@
           <w:color w:val="888888"/>
           <w:sz w:val="18"/>
         </w:rPr>
-        <w:t>来源:Bing新闻 | 时间:10-26 00:08</w:t>
+        <w:t>来源:Bing新闻 | 时间:10-26 05:13</w:t>
       </w:r>
     </w:p>
     <w:p>
@@ -703,13 +499,13 @@
         </w:rPr>
         <w:t>链接:</w:t>
       </w:r>
-      <w:hyperlink r:id="rId21">
+      <w:hyperlink r:id="rId17">
         <w:r>
           <w:rPr>
             <w:color w:val="0563C1"/>
             <w:u w:val="single"/>
           </w:rPr>
-          <w:t>【公告全知道】人形机器人+光模块+模拟芯片+AI眼镜！公司低电压、超低功耗产品已应用到国内头部机器人</w:t>
+          <w:t>【视频】阶跃STEPX Neo：大模型原生智能体手机体验如何？</w:t>
         </w:r>
       </w:hyperlink>
     </w:p>
@@ -733,7 +529,7 @@
           <w:color w:val="888888"/>
           <w:sz w:val="24"/>
         </w:rPr>
-        <w:t>AI眼镜成作弊神器？韩国194所大学被曝监管空白，教育部紧急出手</w:t>
+        <w:t>欧洲关注、澳洲调查，AI眼镜全球化面临合规新考验</w:t>
       </w:r>
     </w:p>
     <w:p>
@@ -743,7 +539,7 @@
           <w:color w:val="888888"/>
           <w:sz w:val="18"/>
         </w:rPr>
-        <w:t>来源:Bing新闻 | 时间:10-25 13:33</w:t>
+        <w:t>来源:Bing新闻 | 时间:10-26 04:41</w:t>
       </w:r>
     </w:p>
     <w:p>
@@ -754,13 +550,13 @@
         </w:rPr>
         <w:t>链接:</w:t>
       </w:r>
-      <w:hyperlink r:id="rId22">
+      <w:hyperlink r:id="rId18">
         <w:r>
           <w:rPr>
             <w:color w:val="0563C1"/>
             <w:u w:val="single"/>
           </w:rPr>
-          <w:t>AI眼镜成作弊神器？韩国194所大学被曝监管空白，教育部紧急出手</w:t>
+          <w:t>欧洲关注、澳洲调查，AI眼镜全球化面临合规新考验</w:t>
         </w:r>
       </w:hyperlink>
     </w:p>
@@ -784,7 +580,7 @@
           <w:color w:val="888888"/>
           <w:sz w:val="24"/>
         </w:rPr>
-        <w:t>AI眼镜作弊现形记！韩国2026年首推电波检测黑科技，考场秒变‘电磁天眼’</w:t>
+        <w:t>讯飞星火医疗大模型V3.7升级，AI患者管理3.0发布并启动行业标准共建</w:t>
       </w:r>
     </w:p>
     <w:p>
@@ -794,7 +590,7 @@
           <w:color w:val="888888"/>
           <w:sz w:val="18"/>
         </w:rPr>
-        <w:t>来源:Bing新闻 | 时间:10-25 09:31</w:t>
+        <w:t>来源:Bing新闻 | 时间:10-26 04:06</w:t>
       </w:r>
     </w:p>
     <w:p>
@@ -805,64 +601,13 @@
         </w:rPr>
         <w:t>链接:</w:t>
       </w:r>
-      <w:hyperlink r:id="rId23">
+      <w:hyperlink r:id="rId19">
         <w:r>
           <w:rPr>
             <w:color w:val="0563C1"/>
             <w:u w:val="single"/>
           </w:rPr>
-          <w:t>AI眼镜作弊现形记！韩国2026年首推电波检测黑科技，考场秒变‘电磁天眼’</w:t>
-        </w:r>
-      </w:hyperlink>
-    </w:p>
-    <w:p>
-      <w:pPr>
-        <w:pStyle w:val="Heading3"/>
-      </w:pPr>
-      <w:r>
-        <w:rPr>
-          <w:rFonts w:ascii="Times New Roman" w:hAnsi="Times New Roman" w:eastAsia="黑体"/>
-          <w:b w:val="0"/>
-          <w:color w:val="888888"/>
-          <w:sz w:val="24"/>
-        </w:rPr>
-        <w:t>【C级·参考】</w:t>
-      </w:r>
-      <w:r>
-        <w:rPr>
-          <w:rFonts w:ascii="Times New Roman" w:hAnsi="Times New Roman" w:eastAsia="黑体"/>
-          <w:b w:val="0"/>
-          <w:color w:val="888888"/>
-          <w:sz w:val="24"/>
-        </w:rPr>
-        <w:t>创在瓯海丨改图不到一分钟，AI正把眼镜设计推向“人人可用”</w:t>
-      </w:r>
-    </w:p>
-    <w:p>
-      <w:r>
-        <w:rPr>
-          <w:rFonts w:ascii="Times New Roman" w:hAnsi="Times New Roman" w:eastAsia="宋体"/>
-          <w:color w:val="888888"/>
-          <w:sz w:val="18"/>
-        </w:rPr>
-        <w:t>来源:Bing新闻 | 时间:10-25 07:16</w:t>
-      </w:r>
-    </w:p>
-    <w:p>
-      <w:r>
-        <w:rPr>
-          <w:rFonts w:ascii="Times New Roman" w:hAnsi="Times New Roman" w:eastAsia="宋体"/>
-          <w:sz w:val="18"/>
-        </w:rPr>
-        <w:t>链接:</w:t>
-      </w:r>
-      <w:hyperlink r:id="rId24">
-        <w:r>
-          <w:rPr>
-            <w:color w:val="0563C1"/>
-            <w:u w:val="single"/>
-          </w:rPr>
-          <w:t>创在瓯海丨改图不到一分钟，AI正把眼镜设计推向“人人可用”</w:t>
+          <w:t>讯飞星火医疗大模型V3.7升级，AI患者管理3.0发布并启动行业标准共建</w:t>
         </w:r>
       </w:hyperlink>
     </w:p>
@@ -879,157 +624,9 @@
       </w:r>
     </w:p>
     <w:p>
-      <w:pPr>
-        <w:pStyle w:val="Heading3"/>
-      </w:pPr>
       <w:r>
-        <w:rPr>
-          <w:rFonts w:ascii="Times New Roman" w:hAnsi="Times New Roman" w:eastAsia="黑体"/>
-          <w:b w:val="0"/>
-          <w:color w:val="888888"/>
-          <w:sz w:val="24"/>
-        </w:rPr>
-        <w:t>【C级·参考】</w:t>
+        <w:t>本线口暂无重要更新</w:t>
       </w:r>
-      <w:r>
-        <w:rPr>
-          <w:rFonts w:ascii="Times New Roman" w:hAnsi="Times New Roman" w:eastAsia="黑体"/>
-          <w:b w:val="0"/>
-          <w:color w:val="888888"/>
-          <w:sz w:val="24"/>
-        </w:rPr>
-        <w:t>小鹏集团 Robotaxi 小鹏悠游获批 L4 级自动驾驶示范运营资质</w:t>
-      </w:r>
-    </w:p>
-    <w:p>
-      <w:r>
-        <w:rPr>
-          <w:rFonts w:ascii="Times New Roman" w:hAnsi="Times New Roman" w:eastAsia="宋体"/>
-          <w:color w:val="888888"/>
-          <w:sz w:val="18"/>
-        </w:rPr>
-        <w:t>来源:IT之家 | 时间:10-26 11:15</w:t>
-      </w:r>
-    </w:p>
-    <w:p>
-      <w:r>
-        <w:rPr>
-          <w:rFonts w:ascii="Times New Roman" w:hAnsi="Times New Roman" w:eastAsia="宋体"/>
-          <w:sz w:val="18"/>
-        </w:rPr>
-        <w:t>链接:</w:t>
-      </w:r>
-      <w:hyperlink r:id="rId25">
-        <w:r>
-          <w:rPr>
-            <w:color w:val="0563C1"/>
-            <w:u w:val="single"/>
-          </w:rPr>
-          <w:t>小鹏集团 Robotaxi 小鹏悠游获批 L4 级自动驾驶示范运营资质</w:t>
-        </w:r>
-      </w:hyperlink>
-    </w:p>
-    <w:p>
-      <w:pPr>
-        <w:pStyle w:val="Heading3"/>
-      </w:pPr>
-      <w:r>
-        <w:rPr>
-          <w:rFonts w:ascii="Times New Roman" w:hAnsi="Times New Roman" w:eastAsia="黑体"/>
-          <w:b w:val="0"/>
-          <w:color w:val="888888"/>
-          <w:sz w:val="24"/>
-        </w:rPr>
-        <w:t>【C级·参考】</w:t>
-      </w:r>
-      <w:r>
-        <w:rPr>
-          <w:rFonts w:ascii="Times New Roman" w:hAnsi="Times New Roman" w:eastAsia="黑体"/>
-          <w:b w:val="0"/>
-          <w:color w:val="888888"/>
-          <w:sz w:val="24"/>
-        </w:rPr>
-        <w:t>具身智能公司无境动力被曝停工欠薪近 800 万元：CEO 称联系不上实控人，成立仅 4 个月就拿下近 10 亿元订单</w:t>
-      </w:r>
-    </w:p>
-    <w:p>
-      <w:r>
-        <w:rPr>
-          <w:rFonts w:ascii="Times New Roman" w:hAnsi="Times New Roman" w:eastAsia="宋体"/>
-          <w:color w:val="888888"/>
-          <w:sz w:val="18"/>
-        </w:rPr>
-        <w:t>来源:IT之家 | 时间:10-26 10:42</w:t>
-      </w:r>
-    </w:p>
-    <w:p>
-      <w:r>
-        <w:rPr>
-          <w:rFonts w:ascii="Times New Roman" w:hAnsi="Times New Roman" w:eastAsia="宋体"/>
-          <w:sz w:val="18"/>
-        </w:rPr>
-        <w:t>链接:</w:t>
-      </w:r>
-      <w:hyperlink r:id="rId26">
-        <w:r>
-          <w:rPr>
-            <w:color w:val="0563C1"/>
-            <w:u w:val="single"/>
-          </w:rPr>
-          <w:t>具身智能公司无境动力被曝停工欠薪近 800 万元：CEO 称联系不上实控人，成立仅 4 个月就拿下近 10 亿元订单</w:t>
-        </w:r>
-      </w:hyperlink>
-    </w:p>
-    <w:p>
-      <w:pPr>
-        <w:pStyle w:val="Heading3"/>
-      </w:pPr>
-      <w:r>
-        <w:rPr>
-          <w:rFonts w:ascii="Times New Roman" w:hAnsi="Times New Roman" w:eastAsia="黑体"/>
-          <w:b w:val="0"/>
-          <w:color w:val="888888"/>
-          <w:sz w:val="24"/>
-        </w:rPr>
-        <w:t>【C级·参考】</w:t>
-      </w:r>
-      <w:r>
-        <w:rPr>
-          <w:rFonts w:ascii="Times New Roman" w:hAnsi="Times New Roman" w:eastAsia="黑体"/>
-          <w:b w:val="0"/>
-          <w:color w:val="888888"/>
-          <w:sz w:val="24"/>
-        </w:rPr>
-        <w:t>丰田发力人形机器人，挑战特斯拉与中国厂商</w:t>
-      </w:r>
-    </w:p>
-    <w:p>
-      <w:r>
-        <w:rPr>
-          <w:rFonts w:ascii="Times New Roman" w:hAnsi="Times New Roman" w:eastAsia="宋体"/>
-          <w:color w:val="888888"/>
-          <w:sz w:val="18"/>
-        </w:rPr>
-        <w:t>来源:IT之家 | 时间:10-26 10:31</w:t>
-      </w:r>
-    </w:p>
-    <w:p>
-      <w:r>
-        <w:rPr>
-          <w:rFonts w:ascii="Times New Roman" w:hAnsi="Times New Roman" w:eastAsia="宋体"/>
-          <w:sz w:val="18"/>
-        </w:rPr>
-        <w:t>链接:</w:t>
-      </w:r>
-      <w:hyperlink r:id="rId27">
-        <w:r>
-          <w:rPr>
-            <w:color w:val="0563C1"/>
-            <w:u w:val="single"/>
-          </w:rPr>
-          <w:t>丰田发力人形机器人，挑战特斯拉与中国厂商</w:t>
-        </w:r>
-      </w:hyperlink>
     </w:p>
     <w:p>
       <w:pPr>
@@ -1063,7 +660,7 @@
           <w:color w:val="888888"/>
           <w:sz w:val="24"/>
         </w:rPr>
-        <w:t>第二届华为乾崑智驾公开赛今启报名，鸿蒙智行全系、阿维塔、方程豹、华境等品牌可参与</w:t>
+        <w:t>大疆针对北京地区消费级无人机推出专属托管服务：最长可免费存储一年，后续每台每年 199 元</w:t>
       </w:r>
     </w:p>
     <w:p>
@@ -1073,7 +670,7 @@
           <w:color w:val="888888"/>
           <w:sz w:val="18"/>
         </w:rPr>
-        <w:t>来源:IT之家 | 时间:10-26 12:26</w:t>
+        <w:t>来源:IT之家 | 时间:10-26 17:14</w:t>
       </w:r>
     </w:p>
     <w:p>
@@ -1084,13 +681,13 @@
         </w:rPr>
         <w:t>链接:</w:t>
       </w:r>
-      <w:hyperlink r:id="rId28">
+      <w:hyperlink r:id="rId20">
         <w:r>
           <w:rPr>
             <w:color w:val="0563C1"/>
             <w:u w:val="single"/>
           </w:rPr>
-          <w:t>第二届华为乾崑智驾公开赛今启报名，鸿蒙智行全系、阿维塔、方程豹、华境等品牌可参与</w:t>
+          <w:t>大疆针对北京地区消费级无人机推出专属托管服务：最长可免费存储一年，后续每台每年 199 元</w:t>
         </w:r>
       </w:hyperlink>
     </w:p>
@@ -1107,9 +704,55 @@
       </w:r>
     </w:p>
     <w:p>
+      <w:pPr>
+        <w:pStyle w:val="Heading3"/>
+      </w:pPr>
       <w:r>
-        <w:t>本线口暂无重要更新</w:t>
+        <w:rPr>
+          <w:rFonts w:ascii="Times New Roman" w:hAnsi="Times New Roman" w:eastAsia="黑体"/>
+          <w:b w:val="0"/>
+          <w:color w:val="888888"/>
+          <w:sz w:val="24"/>
+        </w:rPr>
+        <w:t>【C级·参考】</w:t>
       </w:r>
+      <w:r>
+        <w:rPr>
+          <w:rFonts w:ascii="Times New Roman" w:hAnsi="Times New Roman" w:eastAsia="黑体"/>
+          <w:b w:val="0"/>
+          <w:color w:val="888888"/>
+          <w:sz w:val="24"/>
+        </w:rPr>
+        <w:t>快手公布 2026 年度“三农生态数据报告”：内容日均播放量超 14.5 亿、直播日均观看次数超 4.5 亿</w:t>
+      </w:r>
+    </w:p>
+    <w:p>
+      <w:r>
+        <w:rPr>
+          <w:rFonts w:ascii="Times New Roman" w:hAnsi="Times New Roman" w:eastAsia="宋体"/>
+          <w:color w:val="888888"/>
+          <w:sz w:val="18"/>
+        </w:rPr>
+        <w:t>来源:IT之家 | 时间:10-26 20:30</w:t>
+      </w:r>
+    </w:p>
+    <w:p>
+      <w:r>
+        <w:rPr>
+          <w:rFonts w:ascii="Times New Roman" w:hAnsi="Times New Roman" w:eastAsia="宋体"/>
+          <w:sz w:val="18"/>
+        </w:rPr>
+        <w:t>链接:</w:t>
+      </w:r>
+      <w:hyperlink r:id="rId21">
+        <w:r>
+          <w:rPr>
+            <w:color w:val="0563C1"/>
+            <w:u w:val="single"/>
+          </w:rPr>
+          <w:t>快手公布 2026 年度“三农生态数据报告”：内容日均播放量超 14.5 亿、直播日均观看次数超 4.5 亿</w:t>
+        </w:r>
+      </w:hyperlink>
     </w:p>
     <w:p>
       <w:pPr>
@@ -1143,7 +786,7 @@
           <w:color w:val="888888"/>
           <w:sz w:val="24"/>
         </w:rPr>
-        <w:t>巨量引擎、百度、腾讯、快手、京东集团、美团、360 集团、凤凰网签署《互联网营销宣传自律公约》</w:t>
+        <w:t>宏碁掠夺者 · 战斧 9 Neo 游戏本新增 14650HX + 5070 配置，标价 14499 元</w:t>
       </w:r>
     </w:p>
     <w:p>
@@ -1153,7 +796,7 @@
           <w:color w:val="888888"/>
           <w:sz w:val="18"/>
         </w:rPr>
-        <w:t>来源:IT之家 | 时间:10-26 10:36</w:t>
+        <w:t>来源:IT之家 | 时间:10-26 19:29</w:t>
       </w:r>
     </w:p>
     <w:p>
@@ -1164,13 +807,166 @@
         </w:rPr>
         <w:t>链接:</w:t>
       </w:r>
-      <w:hyperlink r:id="rId29">
+      <w:hyperlink r:id="rId22">
         <w:r>
           <w:rPr>
             <w:color w:val="0563C1"/>
             <w:u w:val="single"/>
           </w:rPr>
-          <w:t>巨量引擎、百度、腾讯、快手、京东集团、美团、360 集团、凤凰网签署《互联网营销宣传自律公约》</w:t>
+          <w:t>宏碁掠夺者 · 战斧 9 Neo 游戏本新增 14650HX + 5070 配置，标价 14499 元</w:t>
+        </w:r>
+      </w:hyperlink>
+    </w:p>
+    <w:p>
+      <w:pPr>
+        <w:pStyle w:val="Heading3"/>
+      </w:pPr>
+      <w:r>
+        <w:rPr>
+          <w:rFonts w:ascii="Times New Roman" w:hAnsi="Times New Roman" w:eastAsia="黑体"/>
+          <w:b w:val="0"/>
+          <w:color w:val="888888"/>
+          <w:sz w:val="24"/>
+        </w:rPr>
+        <w:t>【C级·参考】</w:t>
+      </w:r>
+      <w:r>
+        <w:rPr>
+          <w:rFonts w:ascii="Times New Roman" w:hAnsi="Times New Roman" w:eastAsia="黑体"/>
+          <w:b w:val="0"/>
+          <w:color w:val="888888"/>
+          <w:sz w:val="24"/>
+        </w:rPr>
+        <w:t>【19:45~20:15】淘宝 1.68 元 vs 京东 1.1 大红包不限量发放，红米 KPad 电竞平板 1 元抢</w:t>
+      </w:r>
+    </w:p>
+    <w:p>
+      <w:r>
+        <w:rPr>
+          <w:rFonts w:ascii="Times New Roman" w:hAnsi="Times New Roman" w:eastAsia="宋体"/>
+          <w:color w:val="888888"/>
+          <w:sz w:val="18"/>
+        </w:rPr>
+        <w:t>来源:IT之家 | 时间:10-26 19:07</w:t>
+      </w:r>
+    </w:p>
+    <w:p>
+      <w:r>
+        <w:rPr>
+          <w:rFonts w:ascii="Times New Roman" w:hAnsi="Times New Roman" w:eastAsia="宋体"/>
+          <w:sz w:val="18"/>
+        </w:rPr>
+        <w:t>链接:</w:t>
+      </w:r>
+      <w:hyperlink r:id="rId23">
+        <w:r>
+          <w:rPr>
+            <w:color w:val="0563C1"/>
+            <w:u w:val="single"/>
+          </w:rPr>
+          <w:t>【19:45~20:15】淘宝 1.68 元 vs 京东 1.1 大红包不限量发放，红米 KPad 电竞平板 1 元抢</w:t>
+        </w:r>
+      </w:hyperlink>
+    </w:p>
+    <w:p>
+      <w:pPr>
+        <w:pStyle w:val="Heading3"/>
+      </w:pPr>
+      <w:r>
+        <w:rPr>
+          <w:rFonts w:ascii="Times New Roman" w:hAnsi="Times New Roman" w:eastAsia="黑体"/>
+          <w:b w:val="0"/>
+          <w:color w:val="888888"/>
+          <w:sz w:val="24"/>
+        </w:rPr>
+        <w:t>【C级·参考】</w:t>
+      </w:r>
+      <w:r>
+        <w:rPr>
+          <w:rFonts w:ascii="Times New Roman" w:hAnsi="Times New Roman" w:eastAsia="黑体"/>
+          <w:b w:val="0"/>
+          <w:color w:val="888888"/>
+          <w:sz w:val="24"/>
+        </w:rPr>
+        <w:t>消息称腾讯绿泡泡短剧小程序月活过亿，10 月首周周活环比增长 44.1%</w:t>
+      </w:r>
+    </w:p>
+    <w:p>
+      <w:r>
+        <w:rPr>
+          <w:rFonts w:ascii="Times New Roman" w:hAnsi="Times New Roman" w:eastAsia="宋体"/>
+          <w:color w:val="888888"/>
+          <w:sz w:val="18"/>
+        </w:rPr>
+        <w:t>来源:IT之家 | 时间:10-26 18:50</w:t>
+      </w:r>
+    </w:p>
+    <w:p>
+      <w:r>
+        <w:rPr>
+          <w:rFonts w:ascii="Times New Roman" w:hAnsi="Times New Roman" w:eastAsia="宋体"/>
+          <w:sz w:val="18"/>
+        </w:rPr>
+        <w:t>链接:</w:t>
+      </w:r>
+      <w:hyperlink r:id="rId24">
+        <w:r>
+          <w:rPr>
+            <w:color w:val="0563C1"/>
+            <w:u w:val="single"/>
+          </w:rPr>
+          <w:t>消息称腾讯绿泡泡短剧小程序月活过亿，10 月首周周活环比增长 44.1%</w:t>
+        </w:r>
+      </w:hyperlink>
+    </w:p>
+    <w:p>
+      <w:pPr>
+        <w:pStyle w:val="Heading3"/>
+      </w:pPr>
+      <w:r>
+        <w:rPr>
+          <w:rFonts w:ascii="Times New Roman" w:hAnsi="Times New Roman" w:eastAsia="黑体"/>
+          <w:b w:val="0"/>
+          <w:color w:val="888888"/>
+          <w:sz w:val="24"/>
+        </w:rPr>
+        <w:t>【C级·参考】</w:t>
+      </w:r>
+      <w:r>
+        <w:rPr>
+          <w:rFonts w:ascii="Times New Roman" w:hAnsi="Times New Roman" w:eastAsia="黑体"/>
+          <w:b w:val="0"/>
+          <w:color w:val="888888"/>
+          <w:sz w:val="24"/>
+        </w:rPr>
+        <w:t>游戏《莎木 3：增强版》跳票至明年初发售，登陆 PS5/XBOX Series / Switch 2 平台</w:t>
+      </w:r>
+    </w:p>
+    <w:p>
+      <w:r>
+        <w:rPr>
+          <w:rFonts w:ascii="Times New Roman" w:hAnsi="Times New Roman" w:eastAsia="宋体"/>
+          <w:color w:val="888888"/>
+          <w:sz w:val="18"/>
+        </w:rPr>
+        <w:t>来源:IT之家 | 时间:10-26 16:55</w:t>
+      </w:r>
+    </w:p>
+    <w:p>
+      <w:r>
+        <w:rPr>
+          <w:rFonts w:ascii="Times New Roman" w:hAnsi="Times New Roman" w:eastAsia="宋体"/>
+          <w:sz w:val="18"/>
+        </w:rPr>
+        <w:t>链接:</w:t>
+      </w:r>
+      <w:hyperlink r:id="rId25">
+        <w:r>
+          <w:rPr>
+            <w:color w:val="0563C1"/>
+            <w:u w:val="single"/>
+          </w:rPr>
+          <w:t>游戏《莎木 3：增强版》跳票至明年初发售，登陆 PS5/XBOX Series / Switch 2 平台</w:t>
         </w:r>
       </w:hyperlink>
     </w:p>
@@ -1215,7 +1011,7 @@
         </w:rPr>
         <w:t>链接:</w:t>
       </w:r>
-      <w:hyperlink r:id="rId30">
+      <w:hyperlink r:id="rId26">
         <w:r>
           <w:rPr>
             <w:color w:val="0563C1"/>
@@ -1257,7 +1053,7 @@
           <w:color w:val="888888"/>
           <w:sz w:val="24"/>
         </w:rPr>
-        <w:t>vivo Y600 手机开启预售：搭载 10000mAh 大电池，国补到手价 1699 元起</w:t>
+        <w:t>终破五千大关：苹果 Mac mini M6 国补后京东 4929 元，与 M4 版同价</w:t>
       </w:r>
     </w:p>
     <w:p>
@@ -1267,7 +1063,7 @@
           <w:color w:val="888888"/>
           <w:sz w:val="18"/>
         </w:rPr>
-        <w:t>来源:IT之家 | 时间:10-26 11:19</w:t>
+        <w:t>来源:IT之家 | 时间:10-26 17:28</w:t>
       </w:r>
     </w:p>
     <w:p>
@@ -1278,13 +1074,115 @@
         </w:rPr>
         <w:t>链接:</w:t>
       </w:r>
-      <w:hyperlink r:id="rId31">
+      <w:hyperlink r:id="rId27">
         <w:r>
           <w:rPr>
             <w:color w:val="0563C1"/>
             <w:u w:val="single"/>
           </w:rPr>
-          <w:t>vivo Y600 手机开启预售：搭载 10000mAh 大电池，国补到手价 1699 元起</w:t>
+          <w:t>终破五千大关：苹果 Mac mini M6 国补后京东 4929 元，与 M4 版同价</w:t>
+        </w:r>
+      </w:hyperlink>
+    </w:p>
+    <w:p>
+      <w:pPr>
+        <w:pStyle w:val="Heading3"/>
+      </w:pPr>
+      <w:r>
+        <w:rPr>
+          <w:rFonts w:ascii="Times New Roman" w:hAnsi="Times New Roman" w:eastAsia="黑体"/>
+          <w:b w:val="0"/>
+          <w:color w:val="888888"/>
+          <w:sz w:val="24"/>
+        </w:rPr>
+        <w:t>【C级·参考】</w:t>
+      </w:r>
+      <w:r>
+        <w:rPr>
+          <w:rFonts w:ascii="Times New Roman" w:hAnsi="Times New Roman" w:eastAsia="黑体"/>
+          <w:b w:val="0"/>
+          <w:color w:val="888888"/>
+          <w:sz w:val="24"/>
+        </w:rPr>
+        <w:t>商务部：2026 年以来家电以旧换新累计超 10099 万台</w:t>
+      </w:r>
+    </w:p>
+    <w:p>
+      <w:r>
+        <w:rPr>
+          <w:rFonts w:ascii="Times New Roman" w:hAnsi="Times New Roman" w:eastAsia="宋体"/>
+          <w:color w:val="888888"/>
+          <w:sz w:val="18"/>
+        </w:rPr>
+        <w:t>来源:IT之家 | 时间:10-26 17:27</w:t>
+      </w:r>
+    </w:p>
+    <w:p>
+      <w:r>
+        <w:rPr>
+          <w:rFonts w:ascii="Times New Roman" w:hAnsi="Times New Roman" w:eastAsia="宋体"/>
+          <w:sz w:val="18"/>
+        </w:rPr>
+        <w:t>链接:</w:t>
+      </w:r>
+      <w:hyperlink r:id="rId28">
+        <w:r>
+          <w:rPr>
+            <w:color w:val="0563C1"/>
+            <w:u w:val="single"/>
+          </w:rPr>
+          <w:t>商务部：2026 年以来家电以旧换新累计超 10099 万台</w:t>
+        </w:r>
+      </w:hyperlink>
+    </w:p>
+    <w:p>
+      <w:pPr>
+        <w:pStyle w:val="Heading3"/>
+      </w:pPr>
+      <w:r>
+        <w:rPr>
+          <w:rFonts w:ascii="Times New Roman" w:hAnsi="Times New Roman" w:eastAsia="黑体"/>
+          <w:b w:val="0"/>
+          <w:color w:val="888888"/>
+          <w:sz w:val="24"/>
+        </w:rPr>
+        <w:t>【C级·参考】</w:t>
+      </w:r>
+      <w:r>
+        <w:rPr>
+          <w:rFonts w:ascii="Times New Roman" w:hAnsi="Times New Roman" w:eastAsia="黑体"/>
+          <w:b w:val="0"/>
+          <w:color w:val="888888"/>
+          <w:sz w:val="24"/>
+        </w:rPr>
+        <w:t>汇丰推出第二款港元稳定币 RedCoin，聚焦零售支付及交易</w:t>
+      </w:r>
+    </w:p>
+    <w:p>
+      <w:r>
+        <w:rPr>
+          <w:rFonts w:ascii="Times New Roman" w:hAnsi="Times New Roman" w:eastAsia="宋体"/>
+          <w:color w:val="888888"/>
+          <w:sz w:val="18"/>
+        </w:rPr>
+        <w:t>来源:IT之家 | 时间:10-26 16:32</w:t>
+      </w:r>
+    </w:p>
+    <w:p>
+      <w:r>
+        <w:rPr>
+          <w:rFonts w:ascii="Times New Roman" w:hAnsi="Times New Roman" w:eastAsia="宋体"/>
+          <w:sz w:val="18"/>
+        </w:rPr>
+        <w:t>链接:</w:t>
+      </w:r>
+      <w:hyperlink r:id="rId29">
+        <w:r>
+          <w:rPr>
+            <w:color w:val="0563C1"/>
+            <w:u w:val="single"/>
+          </w:rPr>
+          <w:t>汇丰推出第二款港元稳定币 RedCoin，聚焦零售支付及交易</w:t>
         </w:r>
       </w:hyperlink>
     </w:p>
@@ -1314,7 +1212,7 @@
           <w:rFonts w:ascii="Times New Roman" w:hAnsi="Times New Roman" w:eastAsia="宋体"/>
           <w:sz w:val="18"/>
         </w:rPr>
-        <w:t>IT之家(59)、GameLook(8)、HackerNews(4)、Bing新闻(5)</w:t>
+        <w:t>IT之家(60)、GameLook(8)、HackerNews(2)、Bing新闻(5)</w:t>
       </w:r>
     </w:p>
     <w:p>

--- a/briefings/线口监测午报-2026-10-26.docx
+++ b/briefings/线口监测午报-2026-10-26.docx
@@ -22,7 +22,7 @@
           <w:color w:val="888888"/>
           <w:sz w:val="18"/>
         </w:rPr>
-        <w:t>监测窗口:近48小时 | 生成时间:2026-10-26 22:08</w:t>
+        <w:t>监测窗口:近48小时 | 生成时间:2026-10-26 23:06</w:t>
       </w:r>
     </w:p>
     <w:p>
@@ -70,6 +70,159 @@
           <w:color w:val="888888"/>
           <w:sz w:val="24"/>
         </w:rPr>
+        <w:t>网易《逆水寒：新世界》将推“自拍模式”，可自定义动作、邀请 AI 门客 NPC 合照</w:t>
+      </w:r>
+    </w:p>
+    <w:p>
+      <w:r>
+        <w:rPr>
+          <w:rFonts w:ascii="Times New Roman" w:hAnsi="Times New Roman" w:eastAsia="宋体"/>
+          <w:color w:val="888888"/>
+          <w:sz w:val="18"/>
+        </w:rPr>
+        <w:t>来源:IT之家 | 时间:10-26 22:22</w:t>
+      </w:r>
+    </w:p>
+    <w:p>
+      <w:r>
+        <w:rPr>
+          <w:rFonts w:ascii="Times New Roman" w:hAnsi="Times New Roman" w:eastAsia="宋体"/>
+          <w:sz w:val="18"/>
+        </w:rPr>
+        <w:t>链接:</w:t>
+      </w:r>
+      <w:hyperlink r:id="rId9">
+        <w:r>
+          <w:rPr>
+            <w:color w:val="0563C1"/>
+            <w:u w:val="single"/>
+          </w:rPr>
+          <w:t>网易《逆水寒：新世界》将推“自拍模式”，可自定义动作、邀请 AI 门客 NPC 合照</w:t>
+        </w:r>
+      </w:hyperlink>
+    </w:p>
+    <w:p>
+      <w:pPr>
+        <w:pStyle w:val="Heading3"/>
+      </w:pPr>
+      <w:r>
+        <w:rPr>
+          <w:rFonts w:ascii="Times New Roman" w:hAnsi="Times New Roman" w:eastAsia="黑体"/>
+          <w:b w:val="0"/>
+          <w:color w:val="888888"/>
+          <w:sz w:val="24"/>
+        </w:rPr>
+        <w:t>【C级·参考】</w:t>
+      </w:r>
+      <w:r>
+        <w:rPr>
+          <w:rFonts w:ascii="Times New Roman" w:hAnsi="Times New Roman" w:eastAsia="黑体"/>
+          <w:b w:val="0"/>
+          <w:color w:val="888888"/>
+          <w:sz w:val="24"/>
+        </w:rPr>
+        <w:t>IPO 文件阐述 Anthropic 的野心：AI 有望解决过去几代人未能攻克的难题</w:t>
+      </w:r>
+    </w:p>
+    <w:p>
+      <w:r>
+        <w:rPr>
+          <w:rFonts w:ascii="Times New Roman" w:hAnsi="Times New Roman" w:eastAsia="宋体"/>
+          <w:color w:val="888888"/>
+          <w:sz w:val="18"/>
+        </w:rPr>
+        <w:t>来源:IT之家 | 时间:10-26 22:19</w:t>
+      </w:r>
+    </w:p>
+    <w:p>
+      <w:r>
+        <w:rPr>
+          <w:rFonts w:ascii="Times New Roman" w:hAnsi="Times New Roman" w:eastAsia="宋体"/>
+          <w:sz w:val="18"/>
+        </w:rPr>
+        <w:t>链接:</w:t>
+      </w:r>
+      <w:hyperlink r:id="rId10">
+        <w:r>
+          <w:rPr>
+            <w:color w:val="0563C1"/>
+            <w:u w:val="single"/>
+          </w:rPr>
+          <w:t>IPO 文件阐述 Anthropic 的野心：AI 有望解决过去几代人未能攻克的难题</w:t>
+        </w:r>
+      </w:hyperlink>
+    </w:p>
+    <w:p>
+      <w:pPr>
+        <w:pStyle w:val="Heading3"/>
+      </w:pPr>
+      <w:r>
+        <w:rPr>
+          <w:rFonts w:ascii="Times New Roman" w:hAnsi="Times New Roman" w:eastAsia="黑体"/>
+          <w:b w:val="0"/>
+          <w:color w:val="888888"/>
+          <w:sz w:val="24"/>
+        </w:rPr>
+        <w:t>【C级·参考】</w:t>
+      </w:r>
+      <w:r>
+        <w:rPr>
+          <w:rFonts w:ascii="Times New Roman" w:hAnsi="Times New Roman" w:eastAsia="黑体"/>
+          <w:b w:val="0"/>
+          <w:color w:val="888888"/>
+          <w:sz w:val="24"/>
+        </w:rPr>
+        <w:t>腾讯混元同声传译大模型 Hy-SimulMT 开源，响应时间仅 3 秒超人类译员</w:t>
+      </w:r>
+    </w:p>
+    <w:p>
+      <w:r>
+        <w:rPr>
+          <w:rFonts w:ascii="Times New Roman" w:hAnsi="Times New Roman" w:eastAsia="宋体"/>
+          <w:color w:val="888888"/>
+          <w:sz w:val="18"/>
+        </w:rPr>
+        <w:t>来源:IT之家 | 时间:10-26 22:09</w:t>
+      </w:r>
+    </w:p>
+    <w:p>
+      <w:r>
+        <w:rPr>
+          <w:rFonts w:ascii="Times New Roman" w:hAnsi="Times New Roman" w:eastAsia="宋体"/>
+          <w:sz w:val="18"/>
+        </w:rPr>
+        <w:t>链接:</w:t>
+      </w:r>
+      <w:hyperlink r:id="rId11">
+        <w:r>
+          <w:rPr>
+            <w:color w:val="0563C1"/>
+            <w:u w:val="single"/>
+          </w:rPr>
+          <w:t>腾讯混元同声传译大模型 Hy-SimulMT 开源，响应时间仅 3 秒超人类译员</w:t>
+        </w:r>
+      </w:hyperlink>
+    </w:p>
+    <w:p>
+      <w:pPr>
+        <w:pStyle w:val="Heading3"/>
+      </w:pPr>
+      <w:r>
+        <w:rPr>
+          <w:rFonts w:ascii="Times New Roman" w:hAnsi="Times New Roman" w:eastAsia="黑体"/>
+          <w:b w:val="0"/>
+          <w:color w:val="888888"/>
+          <w:sz w:val="24"/>
+        </w:rPr>
+        <w:t>【C级·参考】</w:t>
+      </w:r>
+      <w:r>
+        <w:rPr>
+          <w:rFonts w:ascii="Times New Roman" w:hAnsi="Times New Roman" w:eastAsia="黑体"/>
+          <w:b w:val="0"/>
+          <w:color w:val="888888"/>
+          <w:sz w:val="24"/>
+        </w:rPr>
         <w:t>支持苹果 15W 无线闪充：安克 Air 磁吸充电宝 5000mAh 329 → 248 元直降</w:t>
       </w:r>
     </w:p>
@@ -91,7 +244,7 @@
         </w:rPr>
         <w:t>链接:</w:t>
       </w:r>
-      <w:hyperlink r:id="rId9">
+      <w:hyperlink r:id="rId12">
         <w:r>
           <w:rPr>
             <w:color w:val="0563C1"/>
@@ -142,7 +295,7 @@
         </w:rPr>
         <w:t>链接:</w:t>
       </w:r>
-      <w:hyperlink r:id="rId10">
+      <w:hyperlink r:id="rId13">
         <w:r>
           <w:rPr>
             <w:color w:val="0563C1"/>
@@ -193,7 +346,7 @@
         </w:rPr>
         <w:t>链接:</w:t>
       </w:r>
-      <w:hyperlink r:id="rId11">
+      <w:hyperlink r:id="rId14">
         <w:r>
           <w:rPr>
             <w:color w:val="0563C1"/>
@@ -244,7 +397,7 @@
         </w:rPr>
         <w:t>链接:</w:t>
       </w:r>
-      <w:hyperlink r:id="rId12">
+      <w:hyperlink r:id="rId15">
         <w:r>
           <w:rPr>
             <w:color w:val="0563C1"/>
@@ -295,7 +448,7 @@
         </w:rPr>
         <w:t>链接:</w:t>
       </w:r>
-      <w:hyperlink r:id="rId13">
+      <w:hyperlink r:id="rId16">
         <w:r>
           <w:rPr>
             <w:color w:val="0563C1"/>
@@ -346,7 +499,7 @@
         </w:rPr>
         <w:t>链接:</w:t>
       </w:r>
-      <w:hyperlink r:id="rId14">
+      <w:hyperlink r:id="rId17">
         <w:r>
           <w:rPr>
             <w:color w:val="0563C1"/>
@@ -397,64 +550,13 @@
         </w:rPr>
         <w:t>链接:</w:t>
       </w:r>
-      <w:hyperlink r:id="rId15">
+      <w:hyperlink r:id="rId18">
         <w:r>
           <w:rPr>
             <w:color w:val="0563C1"/>
             <w:u w:val="single"/>
           </w:rPr>
           <w:t>AI眼镜乱战，风口上过着苦日子｜钛媒体深度</w:t>
-        </w:r>
-      </w:hyperlink>
-    </w:p>
-    <w:p>
-      <w:pPr>
-        <w:pStyle w:val="Heading3"/>
-      </w:pPr>
-      <w:r>
-        <w:rPr>
-          <w:rFonts w:ascii="Times New Roman" w:hAnsi="Times New Roman" w:eastAsia="黑体"/>
-          <w:b w:val="0"/>
-          <w:color w:val="888888"/>
-          <w:sz w:val="24"/>
-        </w:rPr>
-        <w:t>【C级·参考】</w:t>
-      </w:r>
-      <w:r>
-        <w:rPr>
-          <w:rFonts w:ascii="Times New Roman" w:hAnsi="Times New Roman" w:eastAsia="黑体"/>
-          <w:b w:val="0"/>
-          <w:color w:val="888888"/>
-          <w:sz w:val="24"/>
-        </w:rPr>
-        <w:t>简牍垂域大模型简问正式发布 残简智能缀合助冷门绝学破圈</w:t>
-      </w:r>
-    </w:p>
-    <w:p>
-      <w:r>
-        <w:rPr>
-          <w:rFonts w:ascii="Times New Roman" w:hAnsi="Times New Roman" w:eastAsia="宋体"/>
-          <w:color w:val="888888"/>
-          <w:sz w:val="18"/>
-        </w:rPr>
-        <w:t>来源:Bing新闻 | 时间:10-26 06:04</w:t>
-      </w:r>
-    </w:p>
-    <w:p>
-      <w:r>
-        <w:rPr>
-          <w:rFonts w:ascii="Times New Roman" w:hAnsi="Times New Roman" w:eastAsia="宋体"/>
-          <w:sz w:val="18"/>
-        </w:rPr>
-        <w:t>链接:</w:t>
-      </w:r>
-      <w:hyperlink r:id="rId16">
-        <w:r>
-          <w:rPr>
-            <w:color w:val="0563C1"/>
-            <w:u w:val="single"/>
-          </w:rPr>
-          <w:t>简牍垂域大模型简问正式发布 残简智能缀合助冷门绝学破圈</w:t>
         </w:r>
       </w:hyperlink>
     </w:p>
@@ -499,7 +601,7 @@
         </w:rPr>
         <w:t>链接:</w:t>
       </w:r>
-      <w:hyperlink r:id="rId17">
+      <w:hyperlink r:id="rId19">
         <w:r>
           <w:rPr>
             <w:color w:val="0563C1"/>
@@ -550,7 +652,7 @@
         </w:rPr>
         <w:t>链接:</w:t>
       </w:r>
-      <w:hyperlink r:id="rId18">
+      <w:hyperlink r:id="rId20">
         <w:r>
           <w:rPr>
             <w:color w:val="0563C1"/>
@@ -601,7 +703,7 @@
         </w:rPr>
         <w:t>链接:</w:t>
       </w:r>
-      <w:hyperlink r:id="rId19">
+      <w:hyperlink r:id="rId21">
         <w:r>
           <w:rPr>
             <w:color w:val="0563C1"/>
@@ -681,7 +783,7 @@
         </w:rPr>
         <w:t>链接:</w:t>
       </w:r>
-      <w:hyperlink r:id="rId20">
+      <w:hyperlink r:id="rId22">
         <w:r>
           <w:rPr>
             <w:color w:val="0563C1"/>
@@ -744,7 +846,7 @@
         </w:rPr>
         <w:t>链接:</w:t>
       </w:r>
-      <w:hyperlink r:id="rId21">
+      <w:hyperlink r:id="rId23">
         <w:r>
           <w:rPr>
             <w:color w:val="0563C1"/>
@@ -765,6 +867,57 @@
         </w:rPr>
         <w:t>游戏/电竞/平台公司</w:t>
       </w:r>
+    </w:p>
+    <w:p>
+      <w:pPr>
+        <w:pStyle w:val="Heading3"/>
+      </w:pPr>
+      <w:r>
+        <w:rPr>
+          <w:rFonts w:ascii="Times New Roman" w:hAnsi="Times New Roman" w:eastAsia="黑体"/>
+          <w:b w:val="0"/>
+          <w:color w:val="888888"/>
+          <w:sz w:val="24"/>
+        </w:rPr>
+        <w:t>【C级·参考】</w:t>
+      </w:r>
+      <w:r>
+        <w:rPr>
+          <w:rFonts w:ascii="Times New Roman" w:hAnsi="Times New Roman" w:eastAsia="黑体"/>
+          <w:b w:val="0"/>
+          <w:color w:val="888888"/>
+          <w:sz w:val="24"/>
+        </w:rPr>
+        <w:t>《影之刃零》游戏入围金摇杆奖</w:t>
+      </w:r>
+    </w:p>
+    <w:p>
+      <w:r>
+        <w:rPr>
+          <w:rFonts w:ascii="Times New Roman" w:hAnsi="Times New Roman" w:eastAsia="宋体"/>
+          <w:color w:val="888888"/>
+          <w:sz w:val="18"/>
+        </w:rPr>
+        <w:t>来源:IT之家 | 时间:10-26 22:49</w:t>
+      </w:r>
+    </w:p>
+    <w:p>
+      <w:r>
+        <w:rPr>
+          <w:rFonts w:ascii="Times New Roman" w:hAnsi="Times New Roman" w:eastAsia="宋体"/>
+          <w:sz w:val="18"/>
+        </w:rPr>
+        <w:t>链接:</w:t>
+      </w:r>
+      <w:hyperlink r:id="rId24">
+        <w:r>
+          <w:rPr>
+            <w:color w:val="0563C1"/>
+            <w:u w:val="single"/>
+          </w:rPr>
+          <w:t>《影之刃零》游戏入围金摇杆奖</w:t>
+        </w:r>
+      </w:hyperlink>
     </w:p>
     <w:p>
       <w:pPr>
@@ -807,7 +960,7 @@
         </w:rPr>
         <w:t>链接:</w:t>
       </w:r>
-      <w:hyperlink r:id="rId22">
+      <w:hyperlink r:id="rId25">
         <w:r>
           <w:rPr>
             <w:color w:val="0563C1"/>
@@ -858,7 +1011,7 @@
         </w:rPr>
         <w:t>链接:</w:t>
       </w:r>
-      <w:hyperlink r:id="rId23">
+      <w:hyperlink r:id="rId26">
         <w:r>
           <w:rPr>
             <w:color w:val="0563C1"/>
@@ -909,64 +1062,13 @@
         </w:rPr>
         <w:t>链接:</w:t>
       </w:r>
-      <w:hyperlink r:id="rId24">
+      <w:hyperlink r:id="rId27">
         <w:r>
           <w:rPr>
             <w:color w:val="0563C1"/>
             <w:u w:val="single"/>
           </w:rPr>
           <w:t>消息称腾讯绿泡泡短剧小程序月活过亿，10 月首周周活环比增长 44.1%</w:t>
-        </w:r>
-      </w:hyperlink>
-    </w:p>
-    <w:p>
-      <w:pPr>
-        <w:pStyle w:val="Heading3"/>
-      </w:pPr>
-      <w:r>
-        <w:rPr>
-          <w:rFonts w:ascii="Times New Roman" w:hAnsi="Times New Roman" w:eastAsia="黑体"/>
-          <w:b w:val="0"/>
-          <w:color w:val="888888"/>
-          <w:sz w:val="24"/>
-        </w:rPr>
-        <w:t>【C级·参考】</w:t>
-      </w:r>
-      <w:r>
-        <w:rPr>
-          <w:rFonts w:ascii="Times New Roman" w:hAnsi="Times New Roman" w:eastAsia="黑体"/>
-          <w:b w:val="0"/>
-          <w:color w:val="888888"/>
-          <w:sz w:val="24"/>
-        </w:rPr>
-        <w:t>游戏《莎木 3：增强版》跳票至明年初发售，登陆 PS5/XBOX Series / Switch 2 平台</w:t>
-      </w:r>
-    </w:p>
-    <w:p>
-      <w:r>
-        <w:rPr>
-          <w:rFonts w:ascii="Times New Roman" w:hAnsi="Times New Roman" w:eastAsia="宋体"/>
-          <w:color w:val="888888"/>
-          <w:sz w:val="18"/>
-        </w:rPr>
-        <w:t>来源:IT之家 | 时间:10-26 16:55</w:t>
-      </w:r>
-    </w:p>
-    <w:p>
-      <w:r>
-        <w:rPr>
-          <w:rFonts w:ascii="Times New Roman" w:hAnsi="Times New Roman" w:eastAsia="宋体"/>
-          <w:sz w:val="18"/>
-        </w:rPr>
-        <w:t>链接:</w:t>
-      </w:r>
-      <w:hyperlink r:id="rId25">
-        <w:r>
-          <w:rPr>
-            <w:color w:val="0563C1"/>
-            <w:u w:val="single"/>
-          </w:rPr>
-          <w:t>游戏《莎木 3：增强版》跳票至明年初发售，登陆 PS5/XBOX Series / Switch 2 平台</w:t>
         </w:r>
       </w:hyperlink>
     </w:p>
@@ -1011,7 +1113,7 @@
         </w:rPr>
         <w:t>链接:</w:t>
       </w:r>
-      <w:hyperlink r:id="rId26">
+      <w:hyperlink r:id="rId28">
         <w:r>
           <w:rPr>
             <w:color w:val="0563C1"/>
@@ -1074,7 +1176,7 @@
         </w:rPr>
         <w:t>链接:</w:t>
       </w:r>
-      <w:hyperlink r:id="rId27">
+      <w:hyperlink r:id="rId29">
         <w:r>
           <w:rPr>
             <w:color w:val="0563C1"/>
@@ -1125,64 +1227,13 @@
         </w:rPr>
         <w:t>链接:</w:t>
       </w:r>
-      <w:hyperlink r:id="rId28">
+      <w:hyperlink r:id="rId30">
         <w:r>
           <w:rPr>
             <w:color w:val="0563C1"/>
             <w:u w:val="single"/>
           </w:rPr>
           <w:t>商务部：2026 年以来家电以旧换新累计超 10099 万台</w:t>
-        </w:r>
-      </w:hyperlink>
-    </w:p>
-    <w:p>
-      <w:pPr>
-        <w:pStyle w:val="Heading3"/>
-      </w:pPr>
-      <w:r>
-        <w:rPr>
-          <w:rFonts w:ascii="Times New Roman" w:hAnsi="Times New Roman" w:eastAsia="黑体"/>
-          <w:b w:val="0"/>
-          <w:color w:val="888888"/>
-          <w:sz w:val="24"/>
-        </w:rPr>
-        <w:t>【C级·参考】</w:t>
-      </w:r>
-      <w:r>
-        <w:rPr>
-          <w:rFonts w:ascii="Times New Roman" w:hAnsi="Times New Roman" w:eastAsia="黑体"/>
-          <w:b w:val="0"/>
-          <w:color w:val="888888"/>
-          <w:sz w:val="24"/>
-        </w:rPr>
-        <w:t>汇丰推出第二款港元稳定币 RedCoin，聚焦零售支付及交易</w:t>
-      </w:r>
-    </w:p>
-    <w:p>
-      <w:r>
-        <w:rPr>
-          <w:rFonts w:ascii="Times New Roman" w:hAnsi="Times New Roman" w:eastAsia="宋体"/>
-          <w:color w:val="888888"/>
-          <w:sz w:val="18"/>
-        </w:rPr>
-        <w:t>来源:IT之家 | 时间:10-26 16:32</w:t>
-      </w:r>
-    </w:p>
-    <w:p>
-      <w:r>
-        <w:rPr>
-          <w:rFonts w:ascii="Times New Roman" w:hAnsi="Times New Roman" w:eastAsia="宋体"/>
-          <w:sz w:val="18"/>
-        </w:rPr>
-        <w:t>链接:</w:t>
-      </w:r>
-      <w:hyperlink r:id="rId29">
-        <w:r>
-          <w:rPr>
-            <w:color w:val="0563C1"/>
-            <w:u w:val="single"/>
-          </w:rPr>
-          <w:t>汇丰推出第二款港元稳定币 RedCoin，聚焦零售支付及交易</w:t>
         </w:r>
       </w:hyperlink>
     </w:p>
@@ -1212,7 +1263,7 @@
           <w:rFonts w:ascii="Times New Roman" w:hAnsi="Times New Roman" w:eastAsia="宋体"/>
           <w:sz w:val="18"/>
         </w:rPr>
-        <w:t>IT之家(60)、GameLook(8)、HackerNews(2)、Bing新闻(5)</w:t>
+        <w:t>IT之家(60)、GameLook(8)、HackerNews(0)、Bing新闻(5)</w:t>
       </w:r>
     </w:p>
     <w:p>
